--- a/참고파일/DSA_강의컨텐츠관리_사용설명서_260803.docx
+++ b/참고파일/DSA_강의컨텐츠관리_사용설명서_260803.docx
@@ -38,7 +38,7 @@
           <w:p>
             <w:pPr>
               <w:rPr>
-                <w:rFonts w:asciiTheme="minorHAnsi" w:eastAsiaTheme="minorHAnsi" w:hAnsiTheme="minorHAnsi"/>
+                <w:rFonts w:asciiTheme="minorHAnsi" w:eastAsiaTheme="minorHAnsi" w:hAnsiTheme="minorHAnsi" w:hint="eastAsia"/>
               </w:rPr>
             </w:pPr>
             <w:r>
@@ -47,18 +47,21 @@
                 <w:b/>
                 <w:bCs/>
                 <w:color w:val="1A3A6B"/>
-                <w:sz w:val="34"/>
-                <w:szCs w:val="34"/>
+                <w:sz w:val="40"/>
+                <w:szCs w:val="40"/>
               </w:rPr>
               <w:t>강의 컨텐츠 관리</w:t>
             </w:r>
             <w:r>
               <w:rPr>
-                <w:rFonts w:asciiTheme="minorHAnsi" w:eastAsiaTheme="minorHAnsi" w:hAnsiTheme="minorHAnsi"/>
-                <w:sz w:val="18"/>
-                <w:szCs w:val="18"/>
-              </w:rPr>
-              <w:t xml:space="preserve">   도움말</w:t>
+                <w:rFonts w:asciiTheme="minorHAnsi" w:eastAsiaTheme="minorHAnsi" w:hAnsiTheme="minorHAnsi" w:hint="eastAsia"/>
+                <w:b/>
+                <w:bCs/>
+                <w:color w:val="1A3A6B"/>
+                <w:sz w:val="40"/>
+                <w:szCs w:val="40"/>
+              </w:rPr>
+              <w:t xml:space="preserve"> 시스템</w:t>
             </w:r>
           </w:p>
         </w:tc>
@@ -86,7 +89,41 @@
                 <w:sz w:val="16"/>
                 <w:szCs w:val="16"/>
               </w:rPr>
-              <w:t>DSA 강의 컨텐츠 관리 시스템 · 사용 설명서</w:t>
+              <w:t xml:space="preserve">DSA 강의 컨텐츠 관리 </w:t>
+            </w:r>
+            <w:proofErr w:type="gramStart"/>
+            <w:r>
+              <w:rPr>
+                <w:rFonts w:asciiTheme="minorHAnsi" w:eastAsiaTheme="minorHAnsi" w:hAnsiTheme="minorHAnsi"/>
+                <w:sz w:val="16"/>
+                <w:szCs w:val="16"/>
+              </w:rPr>
+              <w:t>시스템</w:t>
+            </w:r>
+            <w:r>
+              <w:rPr>
+                <w:rFonts w:asciiTheme="minorHAnsi" w:eastAsiaTheme="minorHAnsi" w:hAnsiTheme="minorHAnsi" w:hint="eastAsia"/>
+                <w:sz w:val="16"/>
+                <w:szCs w:val="16"/>
+              </w:rPr>
+              <w:t xml:space="preserve">  </w:t>
+            </w:r>
+            <w:r>
+              <w:rPr>
+                <w:rFonts w:asciiTheme="minorHAnsi" w:eastAsiaTheme="minorHAnsi" w:hAnsiTheme="minorHAnsi"/>
+                <w:sz w:val="16"/>
+                <w:szCs w:val="16"/>
+              </w:rPr>
+              <w:t>사용</w:t>
+            </w:r>
+            <w:proofErr w:type="gramEnd"/>
+            <w:r>
+              <w:rPr>
+                <w:rFonts w:asciiTheme="minorHAnsi" w:eastAsiaTheme="minorHAnsi" w:hAnsiTheme="minorHAnsi"/>
+                <w:sz w:val="16"/>
+                <w:szCs w:val="16"/>
+              </w:rPr>
+              <w:t xml:space="preserve"> 설명서</w:t>
             </w:r>
           </w:p>
         </w:tc>
@@ -96,7 +133,7 @@
       <w:pPr>
         <w:jc w:val="right"/>
         <w:rPr>
-          <w:rFonts w:asciiTheme="minorHAnsi" w:eastAsiaTheme="minorHAnsi" w:hAnsiTheme="minorHAnsi" w:hint="eastAsia"/>
+          <w:rFonts w:asciiTheme="minorHAnsi" w:eastAsiaTheme="minorHAnsi" w:hAnsiTheme="minorHAnsi"/>
         </w:rPr>
       </w:pPr>
       <w:r>
@@ -263,12 +300,6 @@
         <w:gridCol w:w="7640"/>
       </w:tblGrid>
       <w:tr>
-        <w:tblPrEx>
-          <w:tblCellMar>
-            <w:top w:w="0" w:type="dxa"/>
-            <w:bottom w:w="0" w:type="dxa"/>
-          </w:tblCellMar>
-        </w:tblPrEx>
         <w:trPr>
           <w:tblHeader/>
         </w:trPr>
@@ -339,12 +370,6 @@
         </w:tc>
       </w:tr>
       <w:tr>
-        <w:tblPrEx>
-          <w:tblCellMar>
-            <w:top w:w="0" w:type="dxa"/>
-            <w:bottom w:w="0" w:type="dxa"/>
-          </w:tblCellMar>
-        </w:tblPrEx>
         <w:trPr>
           <w:cantSplit/>
         </w:trPr>
@@ -414,12 +439,6 @@
         </w:tc>
       </w:tr>
       <w:tr>
-        <w:tblPrEx>
-          <w:tblCellMar>
-            <w:top w:w="0" w:type="dxa"/>
-            <w:bottom w:w="0" w:type="dxa"/>
-          </w:tblCellMar>
-        </w:tblPrEx>
         <w:trPr>
           <w:cantSplit/>
         </w:trPr>
@@ -489,12 +508,6 @@
         </w:tc>
       </w:tr>
       <w:tr>
-        <w:tblPrEx>
-          <w:tblCellMar>
-            <w:top w:w="0" w:type="dxa"/>
-            <w:bottom w:w="0" w:type="dxa"/>
-          </w:tblCellMar>
-        </w:tblPrEx>
         <w:trPr>
           <w:cantSplit/>
         </w:trPr>
@@ -564,12 +577,6 @@
         </w:tc>
       </w:tr>
       <w:tr>
-        <w:tblPrEx>
-          <w:tblCellMar>
-            <w:top w:w="0" w:type="dxa"/>
-            <w:bottom w:w="0" w:type="dxa"/>
-          </w:tblCellMar>
-        </w:tblPrEx>
         <w:trPr>
           <w:cantSplit/>
         </w:trPr>
@@ -639,12 +646,6 @@
         </w:tc>
       </w:tr>
       <w:tr>
-        <w:tblPrEx>
-          <w:tblCellMar>
-            <w:top w:w="0" w:type="dxa"/>
-            <w:bottom w:w="0" w:type="dxa"/>
-          </w:tblCellMar>
-        </w:tblPrEx>
         <w:trPr>
           <w:cantSplit/>
         </w:trPr>
@@ -711,12 +712,6 @@
         </w:tc>
       </w:tr>
       <w:tr>
-        <w:tblPrEx>
-          <w:tblCellMar>
-            <w:top w:w="0" w:type="dxa"/>
-            <w:bottom w:w="0" w:type="dxa"/>
-          </w:tblCellMar>
-        </w:tblPrEx>
         <w:trPr>
           <w:cantSplit/>
         </w:trPr>
@@ -885,7 +880,21 @@
                 <w:rFonts w:asciiTheme="minorHAnsi" w:eastAsiaTheme="minorHAnsi" w:hAnsiTheme="minorHAnsi"/>
                 <w:color w:val="1F2733"/>
               </w:rPr>
-              <w:t>사전 준비 — 교안을 구글 슬라이드로 변환</w:t>
+              <w:t xml:space="preserve">사전 준비 </w:t>
+            </w:r>
+            <w:r>
+              <w:rPr>
+                <w:rFonts w:asciiTheme="minorHAnsi" w:eastAsiaTheme="minorHAnsi" w:hAnsiTheme="minorHAnsi" w:hint="eastAsia"/>
+                <w:color w:val="1F2733"/>
+              </w:rPr>
+              <w:t xml:space="preserve">- </w:t>
+            </w:r>
+            <w:r>
+              <w:rPr>
+                <w:rFonts w:asciiTheme="minorHAnsi" w:eastAsiaTheme="minorHAnsi" w:hAnsiTheme="minorHAnsi"/>
+                <w:color w:val="1F2733"/>
+              </w:rPr>
+              <w:t>교안을 구글 슬라이드로 변환</w:t>
             </w:r>
           </w:p>
           <w:p>
@@ -1191,34 +1200,86 @@
         </w:pBdr>
         <w:spacing w:before="260" w:after="120" w:line="288" w:lineRule="auto"/>
         <w:rPr>
+          <w:rFonts w:asciiTheme="minorHAnsi" w:eastAsiaTheme="minorHAnsi" w:hAnsiTheme="minorHAnsi"/>
+        </w:rPr>
+      </w:pPr>
+      <w:proofErr w:type="gramStart"/>
+      <w:r>
+        <w:rPr>
+          <w:rFonts w:asciiTheme="minorHAnsi" w:eastAsiaTheme="minorHAnsi" w:hAnsiTheme="minorHAnsi"/>
+        </w:rPr>
+        <w:t xml:space="preserve">1.1  </w:t>
+      </w:r>
+      <w:r>
+        <w:rPr>
           <w:rFonts w:asciiTheme="minorHAnsi" w:eastAsiaTheme="minorHAnsi" w:hAnsiTheme="minorHAnsi" w:hint="eastAsia"/>
         </w:rPr>
-      </w:pPr>
+        <w:t>시</w:t>
+      </w:r>
+      <w:r>
+        <w:rPr>
+          <w:rFonts w:asciiTheme="minorHAnsi" w:eastAsiaTheme="minorHAnsi" w:hAnsiTheme="minorHAnsi"/>
+        </w:rPr>
+        <w:t>스템</w:t>
+      </w:r>
+      <w:proofErr w:type="gramEnd"/>
+      <w:r>
+        <w:rPr>
+          <w:rFonts w:asciiTheme="minorHAnsi" w:eastAsiaTheme="minorHAnsi" w:hAnsiTheme="minorHAnsi" w:hint="eastAsia"/>
+        </w:rPr>
+        <w:t xml:space="preserve"> 개요</w:t>
+      </w:r>
+    </w:p>
+    <w:p>
+      <w:pPr>
+        <w:spacing w:after="90" w:line="288" w:lineRule="auto"/>
+        <w:rPr>
+          <w:rFonts w:asciiTheme="minorHAnsi" w:eastAsiaTheme="minorHAnsi" w:hAnsiTheme="minorHAnsi"/>
+        </w:rPr>
+      </w:pPr>
+      <w:r>
+        <w:rPr>
+          <w:rFonts w:asciiTheme="minorHAnsi" w:eastAsiaTheme="minorHAnsi" w:hAnsiTheme="minorHAnsi"/>
+        </w:rPr>
+        <w:t>강사가 만든 강의 교안(</w:t>
+      </w:r>
       <w:proofErr w:type="gramStart"/>
       <w:r>
         <w:rPr>
           <w:rFonts w:asciiTheme="minorHAnsi" w:eastAsiaTheme="minorHAnsi" w:hAnsiTheme="minorHAnsi"/>
         </w:rPr>
-        <w:t xml:space="preserve">1.1  </w:t>
+        <w:t>PPT /</w:t>
+      </w:r>
+      <w:proofErr w:type="gramEnd"/>
+      <w:r>
+        <w:rPr>
+          <w:rFonts w:asciiTheme="minorHAnsi" w:eastAsiaTheme="minorHAnsi" w:hAnsiTheme="minorHAnsi"/>
+        </w:rPr>
+        <w:t xml:space="preserve"> 구글 슬라이드)을 수강생이 편집·다운로드 없이 목차와 함께 열람하도록 배포하는 시스템이다. 여기에 수업 중 익명 실시간 설문과 AI 기반</w:t>
       </w:r>
       <w:r>
         <w:rPr>
           <w:rFonts w:asciiTheme="minorHAnsi" w:eastAsiaTheme="minorHAnsi" w:hAnsiTheme="minorHAnsi" w:hint="eastAsia"/>
         </w:rPr>
-        <w:t>시</w:t>
-      </w:r>
-      <w:r>
-        <w:rPr>
-          <w:rFonts w:asciiTheme="minorHAnsi" w:eastAsiaTheme="minorHAnsi" w:hAnsiTheme="minorHAnsi"/>
-        </w:rPr>
-        <w:t>스템</w:t>
-      </w:r>
-      <w:proofErr w:type="gramEnd"/>
+        <w:t>의</w:t>
+      </w:r>
+      <w:r>
+        <w:rPr>
+          <w:rFonts w:asciiTheme="minorHAnsi" w:eastAsiaTheme="minorHAnsi" w:hAnsiTheme="minorHAnsi"/>
+        </w:rPr>
+        <w:t xml:space="preserve"> </w:t>
+      </w:r>
       <w:r>
         <w:rPr>
           <w:rFonts w:asciiTheme="minorHAnsi" w:eastAsiaTheme="minorHAnsi" w:hAnsiTheme="minorHAnsi" w:hint="eastAsia"/>
         </w:rPr>
-        <w:t xml:space="preserve"> 개요</w:t>
+        <w:t xml:space="preserve">강의 </w:t>
+      </w:r>
+      <w:r>
+        <w:rPr>
+          <w:rFonts w:asciiTheme="minorHAnsi" w:eastAsiaTheme="minorHAnsi" w:hAnsiTheme="minorHAnsi"/>
+        </w:rPr>
+        <w:t>보조 기능(시험문제 생성, 가상질문 생성, 강의자료 평가)이 함께 제공된다.</w:t>
       </w:r>
     </w:p>
     <w:p>
@@ -1226,58 +1287,6 @@
         <w:spacing w:after="90" w:line="288" w:lineRule="auto"/>
         <w:rPr>
           <w:rFonts w:asciiTheme="minorHAnsi" w:eastAsiaTheme="minorHAnsi" w:hAnsiTheme="minorHAnsi"/>
-        </w:rPr>
-      </w:pPr>
-      <w:r>
-        <w:rPr>
-          <w:rFonts w:asciiTheme="minorHAnsi" w:eastAsiaTheme="minorHAnsi" w:hAnsiTheme="minorHAnsi"/>
-        </w:rPr>
-        <w:t>강사가 만든 강의 교안(</w:t>
-      </w:r>
-      <w:proofErr w:type="gramStart"/>
-      <w:r>
-        <w:rPr>
-          <w:rFonts w:asciiTheme="minorHAnsi" w:eastAsiaTheme="minorHAnsi" w:hAnsiTheme="minorHAnsi"/>
-        </w:rPr>
-        <w:t>PPT /</w:t>
-      </w:r>
-      <w:proofErr w:type="gramEnd"/>
-      <w:r>
-        <w:rPr>
-          <w:rFonts w:asciiTheme="minorHAnsi" w:eastAsiaTheme="minorHAnsi" w:hAnsiTheme="minorHAnsi"/>
-        </w:rPr>
-        <w:t xml:space="preserve"> 구글 슬라이드)을 수강생이 편집·다운로드 없이 목차와 함께 열람하도록 배포하는 시스템이다. 여기에 수업 중 익명 실시간 설문과 AI 기반</w:t>
-      </w:r>
-      <w:r>
-        <w:rPr>
-          <w:rFonts w:asciiTheme="minorHAnsi" w:eastAsiaTheme="minorHAnsi" w:hAnsiTheme="minorHAnsi" w:hint="eastAsia"/>
-        </w:rPr>
-        <w:t>의</w:t>
-      </w:r>
-      <w:r>
-        <w:rPr>
-          <w:rFonts w:asciiTheme="minorHAnsi" w:eastAsiaTheme="minorHAnsi" w:hAnsiTheme="minorHAnsi"/>
-        </w:rPr>
-        <w:t xml:space="preserve"> </w:t>
-      </w:r>
-      <w:r>
-        <w:rPr>
-          <w:rFonts w:asciiTheme="minorHAnsi" w:eastAsiaTheme="minorHAnsi" w:hAnsiTheme="minorHAnsi" w:hint="eastAsia"/>
-        </w:rPr>
-        <w:t xml:space="preserve">강의 </w:t>
-      </w:r>
-      <w:r>
-        <w:rPr>
-          <w:rFonts w:asciiTheme="minorHAnsi" w:eastAsiaTheme="minorHAnsi" w:hAnsiTheme="minorHAnsi"/>
-        </w:rPr>
-        <w:t>보조 기능(시험문제 생성, 가상질문 생성, 강의자료 평가)이 함께 제공된다.</w:t>
-      </w:r>
-    </w:p>
-    <w:p>
-      <w:pPr>
-        <w:spacing w:after="90" w:line="288" w:lineRule="auto"/>
-        <w:rPr>
-          <w:rFonts w:asciiTheme="minorHAnsi" w:eastAsiaTheme="minorHAnsi" w:hAnsiTheme="minorHAnsi" w:hint="eastAsia"/>
         </w:rPr>
       </w:pPr>
       <w:r>
@@ -1693,7 +1702,19 @@
         <w:rPr>
           <w:rFonts w:asciiTheme="minorHAnsi" w:eastAsiaTheme="minorHAnsi" w:hAnsiTheme="minorHAnsi"/>
         </w:rPr>
-        <w:t xml:space="preserve"> 개념 — 키워드</w:t>
+        <w:t xml:space="preserve"> 개념 </w:t>
+      </w:r>
+      <w:r>
+        <w:rPr>
+          <w:rFonts w:asciiTheme="minorHAnsi" w:eastAsiaTheme="minorHAnsi" w:hAnsiTheme="minorHAnsi" w:hint="eastAsia"/>
+        </w:rPr>
+        <w:t>-</w:t>
+      </w:r>
+      <w:r>
+        <w:rPr>
+          <w:rFonts w:asciiTheme="minorHAnsi" w:eastAsiaTheme="minorHAnsi" w:hAnsiTheme="minorHAnsi"/>
+        </w:rPr>
+        <w:t xml:space="preserve"> 키워드</w:t>
       </w:r>
     </w:p>
     <w:p>
@@ -2182,6 +2203,7 @@
         <w:t xml:space="preserve"> “강의 제목으로 검색” </w:t>
       </w:r>
       <w:proofErr w:type="spellStart"/>
+      <w:proofErr w:type="gramStart"/>
       <w:r>
         <w:rPr>
           <w:rFonts w:asciiTheme="minorHAnsi" w:eastAsiaTheme="minorHAnsi" w:hAnsiTheme="minorHAnsi"/>
@@ -2195,7 +2217,29 @@
           <w:rFonts w:asciiTheme="minorHAnsi" w:eastAsiaTheme="minorHAnsi" w:hAnsiTheme="minorHAnsi"/>
           <w:color w:val="1F2733"/>
         </w:rPr>
-        <w:t xml:space="preserve"> — 입력 즉시 목록이 </w:t>
+        <w:t xml:space="preserve"> </w:t>
+      </w:r>
+      <w:r>
+        <w:rPr>
+          <w:rFonts w:asciiTheme="minorHAnsi" w:eastAsiaTheme="minorHAnsi" w:hAnsiTheme="minorHAnsi" w:hint="eastAsia"/>
+          <w:color w:val="1F2733"/>
+        </w:rPr>
+        <w:t>.</w:t>
+      </w:r>
+      <w:proofErr w:type="gramEnd"/>
+      <w:r>
+        <w:rPr>
+          <w:rFonts w:asciiTheme="minorHAnsi" w:eastAsiaTheme="minorHAnsi" w:hAnsiTheme="minorHAnsi" w:hint="eastAsia"/>
+          <w:color w:val="1F2733"/>
+        </w:rPr>
+        <w:t xml:space="preserve"> </w:t>
+      </w:r>
+      <w:r>
+        <w:rPr>
+          <w:rFonts w:asciiTheme="minorHAnsi" w:eastAsiaTheme="minorHAnsi" w:hAnsiTheme="minorHAnsi"/>
+          <w:color w:val="1F2733"/>
+        </w:rPr>
+        <w:t xml:space="preserve">입력 즉시 목록이 </w:t>
       </w:r>
       <w:r>
         <w:rPr>
@@ -5745,7 +5789,21 @@
           <w:rFonts w:asciiTheme="minorHAnsi" w:eastAsiaTheme="minorHAnsi" w:hAnsiTheme="minorHAnsi"/>
           <w:color w:val="1F2733"/>
         </w:rPr>
-        <w:t xml:space="preserve"> “목차 검색...” — 입력하면 목차 항목이 실시간으로 </w:t>
+        <w:t xml:space="preserve"> “목차 검색...” </w:t>
+      </w:r>
+      <w:r>
+        <w:rPr>
+          <w:rFonts w:asciiTheme="minorHAnsi" w:eastAsiaTheme="minorHAnsi" w:hAnsiTheme="minorHAnsi" w:hint="eastAsia"/>
+          <w:color w:val="1F2733"/>
+        </w:rPr>
+        <w:t xml:space="preserve">- </w:t>
+      </w:r>
+      <w:r>
+        <w:rPr>
+          <w:rFonts w:asciiTheme="minorHAnsi" w:eastAsiaTheme="minorHAnsi" w:hAnsiTheme="minorHAnsi"/>
+          <w:color w:val="1F2733"/>
+        </w:rPr>
+        <w:t xml:space="preserve">입력하면 목차 항목이 실시간으로 </w:t>
       </w:r>
       <w:proofErr w:type="spellStart"/>
       <w:r>
@@ -6084,12 +6142,6 @@
         <w:gridCol w:w="5840"/>
       </w:tblGrid>
       <w:tr>
-        <w:tblPrEx>
-          <w:tblCellMar>
-            <w:top w:w="0" w:type="dxa"/>
-            <w:bottom w:w="0" w:type="dxa"/>
-          </w:tblCellMar>
-        </w:tblPrEx>
         <w:trPr>
           <w:tblHeader/>
         </w:trPr>
@@ -6159,12 +6211,6 @@
         </w:tc>
       </w:tr>
       <w:tr>
-        <w:tblPrEx>
-          <w:tblCellMar>
-            <w:top w:w="0" w:type="dxa"/>
-            <w:bottom w:w="0" w:type="dxa"/>
-          </w:tblCellMar>
-        </w:tblPrEx>
         <w:trPr>
           <w:cantSplit/>
         </w:trPr>
@@ -6259,12 +6305,6 @@
         </w:tc>
       </w:tr>
       <w:tr>
-        <w:tblPrEx>
-          <w:tblCellMar>
-            <w:top w:w="0" w:type="dxa"/>
-            <w:bottom w:w="0" w:type="dxa"/>
-          </w:tblCellMar>
-        </w:tblPrEx>
         <w:trPr>
           <w:cantSplit/>
         </w:trPr>
@@ -6330,12 +6370,6 @@
         </w:tc>
       </w:tr>
       <w:tr>
-        <w:tblPrEx>
-          <w:tblCellMar>
-            <w:top w:w="0" w:type="dxa"/>
-            <w:bottom w:w="0" w:type="dxa"/>
-          </w:tblCellMar>
-        </w:tblPrEx>
         <w:trPr>
           <w:cantSplit/>
         </w:trPr>
@@ -9667,7 +9701,7 @@
           <w:noProof/>
         </w:rPr>
         <w:drawing>
-          <wp:inline distT="0" distB="0" distL="0" distR="0" wp14:anchorId="4F3E7166" wp14:editId="68FEF84B">
+          <wp:inline distT="0" distB="0" distL="0" distR="0" wp14:anchorId="4F3E7166" wp14:editId="211EB385">
             <wp:extent cx="1190445" cy="953579"/>
             <wp:effectExtent l="0" t="0" r="0" b="0"/>
             <wp:docPr id="363095486" name="그림 9"/>
@@ -10301,7 +10335,7 @@
           <w:noProof/>
         </w:rPr>
         <w:drawing>
-          <wp:inline distT="0" distB="0" distL="0" distR="0" wp14:anchorId="28AAB578" wp14:editId="6FC162FA">
+          <wp:inline distT="0" distB="0" distL="0" distR="0" wp14:anchorId="28AAB578" wp14:editId="11DB3220">
             <wp:extent cx="1492370" cy="803940"/>
             <wp:effectExtent l="0" t="0" r="0" b="0"/>
             <wp:docPr id="252342733" name="그림 10"/>
@@ -10361,7 +10395,7 @@
           <w:noProof/>
         </w:rPr>
         <w:drawing>
-          <wp:inline distT="0" distB="0" distL="0" distR="0" wp14:anchorId="7808E364" wp14:editId="05C69970">
+          <wp:inline distT="0" distB="0" distL="0" distR="0" wp14:anchorId="7808E364" wp14:editId="559A0C6A">
             <wp:extent cx="1332481" cy="1160780"/>
             <wp:effectExtent l="0" t="0" r="1270" b="1270"/>
             <wp:docPr id="1591177350" name="그림 14"/>
@@ -10728,12 +10762,6 @@
         <w:gridCol w:w="5840"/>
       </w:tblGrid>
       <w:tr>
-        <w:tblPrEx>
-          <w:tblCellMar>
-            <w:top w:w="0" w:type="dxa"/>
-            <w:bottom w:w="0" w:type="dxa"/>
-          </w:tblCellMar>
-        </w:tblPrEx>
         <w:trPr>
           <w:tblHeader/>
         </w:trPr>
@@ -10803,12 +10831,6 @@
         </w:tc>
       </w:tr>
       <w:tr>
-        <w:tblPrEx>
-          <w:tblCellMar>
-            <w:top w:w="0" w:type="dxa"/>
-            <w:bottom w:w="0" w:type="dxa"/>
-          </w:tblCellMar>
-        </w:tblPrEx>
         <w:trPr>
           <w:cantSplit/>
         </w:trPr>
@@ -10874,12 +10896,6 @@
         </w:tc>
       </w:tr>
       <w:tr>
-        <w:tblPrEx>
-          <w:tblCellMar>
-            <w:top w:w="0" w:type="dxa"/>
-            <w:bottom w:w="0" w:type="dxa"/>
-          </w:tblCellMar>
-        </w:tblPrEx>
         <w:trPr>
           <w:cantSplit/>
         </w:trPr>
@@ -10945,12 +10961,6 @@
         </w:tc>
       </w:tr>
       <w:tr>
-        <w:tblPrEx>
-          <w:tblCellMar>
-            <w:top w:w="0" w:type="dxa"/>
-            <w:bottom w:w="0" w:type="dxa"/>
-          </w:tblCellMar>
-        </w:tblPrEx>
         <w:trPr>
           <w:cantSplit/>
         </w:trPr>
@@ -11047,12 +11057,6 @@
         </w:tc>
       </w:tr>
       <w:tr>
-        <w:tblPrEx>
-          <w:tblCellMar>
-            <w:top w:w="0" w:type="dxa"/>
-            <w:bottom w:w="0" w:type="dxa"/>
-          </w:tblCellMar>
-        </w:tblPrEx>
         <w:trPr>
           <w:cantSplit/>
         </w:trPr>
@@ -11688,7 +11692,7 @@
           <w:noProof/>
         </w:rPr>
         <w:drawing>
-          <wp:inline distT="0" distB="0" distL="0" distR="0" wp14:anchorId="036E8D2B" wp14:editId="260262F0">
+          <wp:inline distT="0" distB="0" distL="0" distR="0" wp14:anchorId="036E8D2B" wp14:editId="7CE0C2B1">
             <wp:extent cx="1880559" cy="1926187"/>
             <wp:effectExtent l="0" t="0" r="5715" b="0"/>
             <wp:docPr id="1888424866" name="그림 13"/>
@@ -12156,7 +12160,7 @@
           <w:szCs w:val="20"/>
         </w:rPr>
         <w:lastRenderedPageBreak/>
-        <w:t>{설문결과 저장}</w:t>
+        <w:t>설문결과 저장</w:t>
       </w:r>
     </w:p>
     <w:tbl>
@@ -12278,7 +12282,7 @@
           <w:sz w:val="20"/>
           <w:szCs w:val="20"/>
         </w:rPr>
-        <w:t>{결과를 저장하지 않고 종료}</w:t>
+        <w:t>결과를 저장하지 않고 종료</w:t>
       </w:r>
     </w:p>
     <w:tbl>
@@ -14812,12 +14816,6 @@
         <w:gridCol w:w="7640"/>
       </w:tblGrid>
       <w:tr>
-        <w:tblPrEx>
-          <w:tblCellMar>
-            <w:top w:w="0" w:type="dxa"/>
-            <w:bottom w:w="0" w:type="dxa"/>
-          </w:tblCellMar>
-        </w:tblPrEx>
         <w:trPr>
           <w:tblHeader/>
         </w:trPr>
@@ -14888,12 +14886,6 @@
         </w:tc>
       </w:tr>
       <w:tr>
-        <w:tblPrEx>
-          <w:tblCellMar>
-            <w:top w:w="0" w:type="dxa"/>
-            <w:bottom w:w="0" w:type="dxa"/>
-          </w:tblCellMar>
-        </w:tblPrEx>
         <w:trPr>
           <w:cantSplit/>
         </w:trPr>
@@ -14976,12 +14968,6 @@
         </w:tc>
       </w:tr>
       <w:tr>
-        <w:tblPrEx>
-          <w:tblCellMar>
-            <w:top w:w="0" w:type="dxa"/>
-            <w:bottom w:w="0" w:type="dxa"/>
-          </w:tblCellMar>
-        </w:tblPrEx>
         <w:trPr>
           <w:cantSplit/>
         </w:trPr>
@@ -15113,12 +15099,6 @@
         </w:tc>
       </w:tr>
       <w:tr>
-        <w:tblPrEx>
-          <w:tblCellMar>
-            <w:top w:w="0" w:type="dxa"/>
-            <w:bottom w:w="0" w:type="dxa"/>
-          </w:tblCellMar>
-        </w:tblPrEx>
         <w:trPr>
           <w:cantSplit/>
         </w:trPr>
@@ -15250,12 +15230,6 @@
         </w:tc>
       </w:tr>
       <w:tr>
-        <w:tblPrEx>
-          <w:tblCellMar>
-            <w:top w:w="0" w:type="dxa"/>
-            <w:bottom w:w="0" w:type="dxa"/>
-          </w:tblCellMar>
-        </w:tblPrEx>
         <w:trPr>
           <w:cantSplit/>
         </w:trPr>
@@ -16599,12 +16573,6 @@
         <w:gridCol w:w="6440"/>
       </w:tblGrid>
       <w:tr>
-        <w:tblPrEx>
-          <w:tblCellMar>
-            <w:top w:w="0" w:type="dxa"/>
-            <w:bottom w:w="0" w:type="dxa"/>
-          </w:tblCellMar>
-        </w:tblPrEx>
         <w:trPr>
           <w:tblHeader/>
         </w:trPr>
@@ -16706,12 +16674,6 @@
         </w:tc>
       </w:tr>
       <w:tr>
-        <w:tblPrEx>
-          <w:tblCellMar>
-            <w:top w:w="0" w:type="dxa"/>
-            <w:bottom w:w="0" w:type="dxa"/>
-          </w:tblCellMar>
-        </w:tblPrEx>
         <w:trPr>
           <w:cantSplit/>
         </w:trPr>
@@ -16847,12 +16809,6 @@
         </w:tc>
       </w:tr>
       <w:tr>
-        <w:tblPrEx>
-          <w:tblCellMar>
-            <w:top w:w="0" w:type="dxa"/>
-            <w:bottom w:w="0" w:type="dxa"/>
-          </w:tblCellMar>
-        </w:tblPrEx>
         <w:trPr>
           <w:cantSplit/>
         </w:trPr>
@@ -16948,12 +16904,6 @@
         </w:tc>
       </w:tr>
       <w:tr>
-        <w:tblPrEx>
-          <w:tblCellMar>
-            <w:top w:w="0" w:type="dxa"/>
-            <w:bottom w:w="0" w:type="dxa"/>
-          </w:tblCellMar>
-        </w:tblPrEx>
         <w:trPr>
           <w:cantSplit/>
         </w:trPr>
@@ -17060,12 +17010,6 @@
         </w:tc>
       </w:tr>
       <w:tr>
-        <w:tblPrEx>
-          <w:tblCellMar>
-            <w:top w:w="0" w:type="dxa"/>
-            <w:bottom w:w="0" w:type="dxa"/>
-          </w:tblCellMar>
-        </w:tblPrEx>
         <w:trPr>
           <w:cantSplit/>
         </w:trPr>
@@ -17161,12 +17105,6 @@
         </w:tc>
       </w:tr>
       <w:tr>
-        <w:tblPrEx>
-          <w:tblCellMar>
-            <w:top w:w="0" w:type="dxa"/>
-            <w:bottom w:w="0" w:type="dxa"/>
-          </w:tblCellMar>
-        </w:tblPrEx>
         <w:trPr>
           <w:cantSplit/>
         </w:trPr>
@@ -18631,12 +18569,6 @@
         <w:gridCol w:w="5840"/>
       </w:tblGrid>
       <w:tr>
-        <w:tblPrEx>
-          <w:tblCellMar>
-            <w:top w:w="0" w:type="dxa"/>
-            <w:bottom w:w="0" w:type="dxa"/>
-          </w:tblCellMar>
-        </w:tblPrEx>
         <w:trPr>
           <w:tblHeader/>
         </w:trPr>
@@ -18739,12 +18671,6 @@
         </w:tc>
       </w:tr>
       <w:tr>
-        <w:tblPrEx>
-          <w:tblCellMar>
-            <w:top w:w="0" w:type="dxa"/>
-            <w:bottom w:w="0" w:type="dxa"/>
-          </w:tblCellMar>
-        </w:tblPrEx>
         <w:trPr>
           <w:cantSplit/>
         </w:trPr>
@@ -18841,12 +18767,6 @@
         </w:tc>
       </w:tr>
       <w:tr>
-        <w:tblPrEx>
-          <w:tblCellMar>
-            <w:top w:w="0" w:type="dxa"/>
-            <w:bottom w:w="0" w:type="dxa"/>
-          </w:tblCellMar>
-        </w:tblPrEx>
         <w:trPr>
           <w:cantSplit/>
         </w:trPr>
@@ -18943,12 +18863,6 @@
         </w:tc>
       </w:tr>
       <w:tr>
-        <w:tblPrEx>
-          <w:tblCellMar>
-            <w:top w:w="0" w:type="dxa"/>
-            <w:bottom w:w="0" w:type="dxa"/>
-          </w:tblCellMar>
-        </w:tblPrEx>
         <w:trPr>
           <w:cantSplit/>
         </w:trPr>
@@ -19045,12 +18959,6 @@
         </w:tc>
       </w:tr>
       <w:tr>
-        <w:tblPrEx>
-          <w:tblCellMar>
-            <w:top w:w="0" w:type="dxa"/>
-            <w:bottom w:w="0" w:type="dxa"/>
-          </w:tblCellMar>
-        </w:tblPrEx>
         <w:trPr>
           <w:cantSplit/>
         </w:trPr>
@@ -19147,12 +19055,6 @@
         </w:tc>
       </w:tr>
       <w:tr>
-        <w:tblPrEx>
-          <w:tblCellMar>
-            <w:top w:w="0" w:type="dxa"/>
-            <w:bottom w:w="0" w:type="dxa"/>
-          </w:tblCellMar>
-        </w:tblPrEx>
         <w:trPr>
           <w:cantSplit/>
         </w:trPr>
@@ -20039,7 +19941,7 @@
         <w:spacing w:after="90" w:line="288" w:lineRule="auto"/>
         <w:ind w:left="300"/>
         <w:rPr>
-          <w:rFonts w:asciiTheme="minorHAnsi" w:eastAsiaTheme="minorHAnsi" w:hAnsiTheme="minorHAnsi" w:hint="eastAsia"/>
+          <w:rFonts w:asciiTheme="minorHAnsi" w:eastAsiaTheme="minorHAnsi" w:hAnsiTheme="minorHAnsi"/>
         </w:rPr>
       </w:pPr>
       <w:r>
@@ -20225,12 +20127,6 @@
         <w:gridCol w:w="4140"/>
       </w:tblGrid>
       <w:tr>
-        <w:tblPrEx>
-          <w:tblCellMar>
-            <w:top w:w="0" w:type="dxa"/>
-            <w:bottom w:w="0" w:type="dxa"/>
-          </w:tblCellMar>
-        </w:tblPrEx>
         <w:trPr>
           <w:tblHeader/>
         </w:trPr>
@@ -20333,12 +20229,6 @@
         </w:tc>
       </w:tr>
       <w:tr>
-        <w:tblPrEx>
-          <w:tblCellMar>
-            <w:top w:w="0" w:type="dxa"/>
-            <w:bottom w:w="0" w:type="dxa"/>
-          </w:tblCellMar>
-        </w:tblPrEx>
         <w:trPr>
           <w:cantSplit/>
         </w:trPr>
@@ -20468,12 +20358,6 @@
         </w:tc>
       </w:tr>
       <w:tr>
-        <w:tblPrEx>
-          <w:tblCellMar>
-            <w:top w:w="0" w:type="dxa"/>
-            <w:bottom w:w="0" w:type="dxa"/>
-          </w:tblCellMar>
-        </w:tblPrEx>
         <w:trPr>
           <w:cantSplit/>
         </w:trPr>
@@ -20617,12 +20501,6 @@
         </w:tc>
       </w:tr>
       <w:tr>
-        <w:tblPrEx>
-          <w:tblCellMar>
-            <w:top w:w="0" w:type="dxa"/>
-            <w:bottom w:w="0" w:type="dxa"/>
-          </w:tblCellMar>
-        </w:tblPrEx>
         <w:trPr>
           <w:cantSplit/>
         </w:trPr>
@@ -20817,12 +20695,6 @@
         <w:gridCol w:w="7340"/>
       </w:tblGrid>
       <w:tr>
-        <w:tblPrEx>
-          <w:tblCellMar>
-            <w:top w:w="0" w:type="dxa"/>
-            <w:bottom w:w="0" w:type="dxa"/>
-          </w:tblCellMar>
-        </w:tblPrEx>
         <w:trPr>
           <w:tblHeader/>
         </w:trPr>
@@ -20927,12 +20799,6 @@
         </w:tc>
       </w:tr>
       <w:tr>
-        <w:tblPrEx>
-          <w:tblCellMar>
-            <w:top w:w="0" w:type="dxa"/>
-            <w:bottom w:w="0" w:type="dxa"/>
-          </w:tblCellMar>
-        </w:tblPrEx>
         <w:trPr>
           <w:cantSplit/>
         </w:trPr>
@@ -21047,12 +20913,6 @@
         </w:tc>
       </w:tr>
       <w:tr>
-        <w:tblPrEx>
-          <w:tblCellMar>
-            <w:top w:w="0" w:type="dxa"/>
-            <w:bottom w:w="0" w:type="dxa"/>
-          </w:tblCellMar>
-        </w:tblPrEx>
         <w:trPr>
           <w:cantSplit/>
         </w:trPr>
@@ -21149,12 +21009,6 @@
         </w:tc>
       </w:tr>
       <w:tr>
-        <w:tblPrEx>
-          <w:tblCellMar>
-            <w:top w:w="0" w:type="dxa"/>
-            <w:bottom w:w="0" w:type="dxa"/>
-          </w:tblCellMar>
-        </w:tblPrEx>
         <w:trPr>
           <w:cantSplit/>
         </w:trPr>
@@ -21251,12 +21105,6 @@
         </w:tc>
       </w:tr>
       <w:tr>
-        <w:tblPrEx>
-          <w:tblCellMar>
-            <w:top w:w="0" w:type="dxa"/>
-            <w:bottom w:w="0" w:type="dxa"/>
-          </w:tblCellMar>
-        </w:tblPrEx>
         <w:trPr>
           <w:cantSplit/>
         </w:trPr>
@@ -21353,12 +21201,6 @@
         </w:tc>
       </w:tr>
       <w:tr>
-        <w:tblPrEx>
-          <w:tblCellMar>
-            <w:top w:w="0" w:type="dxa"/>
-            <w:bottom w:w="0" w:type="dxa"/>
-          </w:tblCellMar>
-        </w:tblPrEx>
         <w:trPr>
           <w:cantSplit/>
         </w:trPr>
@@ -21495,12 +21337,6 @@
         </w:tc>
       </w:tr>
       <w:tr>
-        <w:tblPrEx>
-          <w:tblCellMar>
-            <w:top w:w="0" w:type="dxa"/>
-            <w:bottom w:w="0" w:type="dxa"/>
-          </w:tblCellMar>
-        </w:tblPrEx>
         <w:trPr>
           <w:cantSplit/>
         </w:trPr>
@@ -21809,12 +21645,6 @@
         <w:gridCol w:w="4440"/>
       </w:tblGrid>
       <w:tr>
-        <w:tblPrEx>
-          <w:tblCellMar>
-            <w:top w:w="0" w:type="dxa"/>
-            <w:bottom w:w="0" w:type="dxa"/>
-          </w:tblCellMar>
-        </w:tblPrEx>
         <w:trPr>
           <w:tblHeader/>
         </w:trPr>
@@ -21948,12 +21778,6 @@
         </w:tc>
       </w:tr>
       <w:tr>
-        <w:tblPrEx>
-          <w:tblCellMar>
-            <w:top w:w="0" w:type="dxa"/>
-            <w:bottom w:w="0" w:type="dxa"/>
-          </w:tblCellMar>
-        </w:tblPrEx>
         <w:trPr>
           <w:cantSplit/>
         </w:trPr>
@@ -22096,12 +21920,6 @@
         </w:tc>
       </w:tr>
       <w:tr>
-        <w:tblPrEx>
-          <w:tblCellMar>
-            <w:top w:w="0" w:type="dxa"/>
-            <w:bottom w:w="0" w:type="dxa"/>
-          </w:tblCellMar>
-        </w:tblPrEx>
         <w:trPr>
           <w:cantSplit/>
         </w:trPr>
@@ -22279,12 +22097,6 @@
         </w:tc>
       </w:tr>
       <w:tr>
-        <w:tblPrEx>
-          <w:tblCellMar>
-            <w:top w:w="0" w:type="dxa"/>
-            <w:bottom w:w="0" w:type="dxa"/>
-          </w:tblCellMar>
-        </w:tblPrEx>
         <w:trPr>
           <w:cantSplit/>
         </w:trPr>
@@ -22449,12 +22261,6 @@
         </w:tc>
       </w:tr>
       <w:tr>
-        <w:tblPrEx>
-          <w:tblCellMar>
-            <w:top w:w="0" w:type="dxa"/>
-            <w:bottom w:w="0" w:type="dxa"/>
-          </w:tblCellMar>
-        </w:tblPrEx>
         <w:trPr>
           <w:cantSplit/>
         </w:trPr>
@@ -22630,822 +22436,13 @@
           </w:p>
         </w:tc>
       </w:tr>
-      <w:tr>
-        <w:tblPrEx>
-          <w:tblCellMar>
-            <w:top w:w="0" w:type="dxa"/>
-            <w:bottom w:w="0" w:type="dxa"/>
-          </w:tblCellMar>
-        </w:tblPrEx>
-        <w:trPr>
-          <w:cantSplit/>
-        </w:trPr>
-        <w:tc>
-          <w:tcPr>
-            <w:tcW w:w="2100" w:type="dxa"/>
-            <w:shd w:val="clear" w:color="auto" w:fill="FFFFFF"/>
-            <w:tcMar>
-              <w:top w:w="70" w:type="dxa"/>
-              <w:left w:w="110" w:type="dxa"/>
-              <w:bottom w:w="70" w:type="dxa"/>
-              <w:right w:w="110" w:type="dxa"/>
-            </w:tcMar>
-            <w:vAlign w:val="center"/>
-          </w:tcPr>
-          <w:p>
-            <w:pPr>
-              <w:spacing w:line="260" w:lineRule="auto"/>
-              <w:rPr>
-                <w:rFonts w:asciiTheme="minorHAnsi" w:eastAsiaTheme="minorHAnsi" w:hAnsiTheme="minorHAnsi"/>
-              </w:rPr>
-            </w:pPr>
-            <w:r>
-              <w:rPr>
-                <w:rFonts w:asciiTheme="minorHAnsi" w:eastAsiaTheme="minorHAnsi" w:hAnsiTheme="minorHAnsi"/>
-                <w:color w:val="1F2733"/>
-                <w:sz w:val="17"/>
-                <w:szCs w:val="17"/>
-              </w:rPr>
-              <w:t>system-c-excel</w:t>
-            </w:r>
-          </w:p>
-          <w:p>
-            <w:pPr>
-              <w:spacing w:line="260" w:lineRule="auto"/>
-              <w:rPr>
-                <w:rFonts w:asciiTheme="minorHAnsi" w:eastAsiaTheme="minorHAnsi" w:hAnsiTheme="minorHAnsi"/>
-              </w:rPr>
-            </w:pPr>
-            <w:r>
-              <w:rPr>
-                <w:rFonts w:asciiTheme="minorHAnsi" w:eastAsiaTheme="minorHAnsi" w:hAnsiTheme="minorHAnsi"/>
-                <w:color w:val="1F2733"/>
-                <w:sz w:val="17"/>
-                <w:szCs w:val="17"/>
-              </w:rPr>
-              <w:t>(엑셀 데이터 분석)</w:t>
-            </w:r>
-          </w:p>
-        </w:tc>
-        <w:tc>
-          <w:tcPr>
-            <w:tcW w:w="1600" w:type="dxa"/>
-            <w:shd w:val="clear" w:color="auto" w:fill="FFFFFF"/>
-            <w:tcMar>
-              <w:top w:w="70" w:type="dxa"/>
-              <w:left w:w="110" w:type="dxa"/>
-              <w:bottom w:w="70" w:type="dxa"/>
-              <w:right w:w="110" w:type="dxa"/>
-            </w:tcMar>
-            <w:vAlign w:val="center"/>
-          </w:tcPr>
-          <w:p>
-            <w:pPr>
-              <w:spacing w:line="260" w:lineRule="auto"/>
-              <w:rPr>
-                <w:rFonts w:asciiTheme="minorHAnsi" w:eastAsiaTheme="minorHAnsi" w:hAnsiTheme="minorHAnsi"/>
-              </w:rPr>
-            </w:pPr>
-            <w:r>
-              <w:rPr>
-                <w:rFonts w:asciiTheme="minorHAnsi" w:eastAsiaTheme="minorHAnsi" w:hAnsiTheme="minorHAnsi"/>
-                <w:color w:val="1F2733"/>
-                <w:sz w:val="17"/>
-                <w:szCs w:val="17"/>
-              </w:rPr>
-              <w:t>관리자·실무자</w:t>
-            </w:r>
-          </w:p>
-        </w:tc>
-        <w:tc>
-          <w:tcPr>
-            <w:tcW w:w="1600" w:type="dxa"/>
-            <w:shd w:val="clear" w:color="auto" w:fill="FFFFFF"/>
-            <w:tcMar>
-              <w:top w:w="70" w:type="dxa"/>
-              <w:left w:w="110" w:type="dxa"/>
-              <w:bottom w:w="70" w:type="dxa"/>
-              <w:right w:w="110" w:type="dxa"/>
-            </w:tcMar>
-            <w:vAlign w:val="center"/>
-          </w:tcPr>
-          <w:p>
-            <w:pPr>
-              <w:spacing w:line="260" w:lineRule="auto"/>
-              <w:rPr>
-                <w:rFonts w:asciiTheme="minorHAnsi" w:eastAsiaTheme="minorHAnsi" w:hAnsiTheme="minorHAnsi"/>
-              </w:rPr>
-            </w:pPr>
-            <w:r>
-              <w:rPr>
-                <w:rFonts w:asciiTheme="minorHAnsi" w:eastAsiaTheme="minorHAnsi" w:hAnsiTheme="minorHAnsi"/>
-                <w:color w:val="1F2733"/>
-                <w:sz w:val="17"/>
-                <w:szCs w:val="17"/>
-              </w:rPr>
-              <w:t>조직 내 사용자</w:t>
-            </w:r>
-          </w:p>
-        </w:tc>
-        <w:tc>
-          <w:tcPr>
-            <w:tcW w:w="4440" w:type="dxa"/>
-            <w:shd w:val="clear" w:color="auto" w:fill="FFFFFF"/>
-            <w:tcMar>
-              <w:top w:w="70" w:type="dxa"/>
-              <w:left w:w="110" w:type="dxa"/>
-              <w:bottom w:w="70" w:type="dxa"/>
-              <w:right w:w="110" w:type="dxa"/>
-            </w:tcMar>
-            <w:vAlign w:val="center"/>
-          </w:tcPr>
-          <w:p>
-            <w:pPr>
-              <w:spacing w:line="260" w:lineRule="auto"/>
-              <w:rPr>
-                <w:rFonts w:asciiTheme="minorHAnsi" w:eastAsiaTheme="minorHAnsi" w:hAnsiTheme="minorHAnsi"/>
-              </w:rPr>
-            </w:pPr>
-            <w:r>
-              <w:rPr>
-                <w:rFonts w:asciiTheme="minorHAnsi" w:eastAsiaTheme="minorHAnsi" w:hAnsiTheme="minorHAnsi"/>
-                <w:color w:val="1F2733"/>
-                <w:sz w:val="17"/>
-                <w:szCs w:val="17"/>
-              </w:rPr>
-              <w:t>엑셀 업로드 → 통계·보고서 자동생성 (</w:t>
-            </w:r>
-            <w:proofErr w:type="spellStart"/>
-            <w:r>
-              <w:rPr>
-                <w:rFonts w:asciiTheme="minorHAnsi" w:eastAsiaTheme="minorHAnsi" w:hAnsiTheme="minorHAnsi"/>
-                <w:color w:val="1F2733"/>
-                <w:sz w:val="17"/>
-                <w:szCs w:val="17"/>
-              </w:rPr>
-              <w:t>미구현</w:t>
-            </w:r>
-            <w:proofErr w:type="spellEnd"/>
-            <w:r>
-              <w:rPr>
-                <w:rFonts w:asciiTheme="minorHAnsi" w:eastAsiaTheme="minorHAnsi" w:hAnsiTheme="minorHAnsi"/>
-                <w:color w:val="1F2733"/>
-                <w:sz w:val="17"/>
-                <w:szCs w:val="17"/>
-              </w:rPr>
-              <w:t>)</w:t>
-            </w:r>
-          </w:p>
-        </w:tc>
-      </w:tr>
-    </w:tbl>
-    <w:p>
-      <w:pPr>
-        <w:spacing w:after="120" w:line="120" w:lineRule="auto"/>
-        <w:rPr>
-          <w:rFonts w:asciiTheme="minorHAnsi" w:eastAsiaTheme="minorHAnsi" w:hAnsiTheme="minorHAnsi"/>
-        </w:rPr>
-      </w:pPr>
-    </w:p>
-    <w:p>
-      <w:pPr>
-        <w:keepNext/>
-        <w:spacing w:before="160" w:after="80" w:line="288" w:lineRule="auto"/>
-        <w:rPr>
-          <w:rFonts w:asciiTheme="minorHAnsi" w:eastAsiaTheme="minorHAnsi" w:hAnsiTheme="minorHAnsi"/>
-        </w:rPr>
-      </w:pPr>
-      <w:r>
-        <w:rPr>
-          <w:rFonts w:asciiTheme="minorHAnsi" w:eastAsiaTheme="minorHAnsi" w:hAnsiTheme="minorHAnsi"/>
-          <w:b/>
-          <w:bCs/>
-          <w:color w:val="1A3A6B"/>
-          <w:sz w:val="20"/>
-          <w:szCs w:val="20"/>
-        </w:rPr>
-        <w:t xml:space="preserve">AI 서버 </w:t>
-      </w:r>
-      <w:proofErr w:type="spellStart"/>
-      <w:r>
-        <w:rPr>
-          <w:rFonts w:asciiTheme="minorHAnsi" w:eastAsiaTheme="minorHAnsi" w:hAnsiTheme="minorHAnsi"/>
-          <w:b/>
-          <w:bCs/>
-          <w:color w:val="1A3A6B"/>
-          <w:sz w:val="20"/>
-          <w:szCs w:val="20"/>
-        </w:rPr>
-        <w:t>엔드포인트</w:t>
-      </w:r>
-      <w:proofErr w:type="spellEnd"/>
-    </w:p>
-    <w:tbl>
-      <w:tblPr>
-        <w:tblW w:w="9740" w:type="dxa"/>
-        <w:tblBorders>
-          <w:top w:val="single" w:sz="2" w:space="0" w:color="E2E8F0"/>
-          <w:left w:val="single" w:sz="2" w:space="0" w:color="E2E8F0"/>
-          <w:bottom w:val="single" w:sz="2" w:space="0" w:color="E2E8F0"/>
-          <w:right w:val="single" w:sz="2" w:space="0" w:color="E2E8F0"/>
-          <w:insideH w:val="single" w:sz="2" w:space="0" w:color="E2E8F0"/>
-          <w:insideV w:val="single" w:sz="2" w:space="0" w:color="E2E8F0"/>
-        </w:tblBorders>
-        <w:tblCellMar>
-          <w:left w:w="10" w:type="dxa"/>
-          <w:right w:w="10" w:type="dxa"/>
-        </w:tblCellMar>
-        <w:tblLook w:val="0000" w:firstRow="0" w:lastRow="0" w:firstColumn="0" w:lastColumn="0" w:noHBand="0" w:noVBand="0"/>
-      </w:tblPr>
-      <w:tblGrid>
-        <w:gridCol w:w="2900"/>
-        <w:gridCol w:w="2600"/>
-        <w:gridCol w:w="4240"/>
-      </w:tblGrid>
-      <w:tr>
-        <w:tblPrEx>
-          <w:tblCellMar>
-            <w:top w:w="0" w:type="dxa"/>
-            <w:bottom w:w="0" w:type="dxa"/>
-          </w:tblCellMar>
-        </w:tblPrEx>
-        <w:trPr>
-          <w:tblHeader/>
-        </w:trPr>
-        <w:tc>
-          <w:tcPr>
-            <w:tcW w:w="2900" w:type="dxa"/>
-            <w:shd w:val="clear" w:color="auto" w:fill="EEF4FB"/>
-            <w:tcMar>
-              <w:top w:w="70" w:type="dxa"/>
-              <w:left w:w="110" w:type="dxa"/>
-              <w:bottom w:w="70" w:type="dxa"/>
-              <w:right w:w="110" w:type="dxa"/>
-            </w:tcMar>
-            <w:vAlign w:val="center"/>
-          </w:tcPr>
-          <w:p>
-            <w:pPr>
-              <w:spacing w:line="260" w:lineRule="auto"/>
-              <w:rPr>
-                <w:rFonts w:asciiTheme="minorHAnsi" w:eastAsiaTheme="minorHAnsi" w:hAnsiTheme="minorHAnsi"/>
-              </w:rPr>
-            </w:pPr>
-            <w:r>
-              <w:rPr>
-                <w:rFonts w:asciiTheme="minorHAnsi" w:eastAsiaTheme="minorHAnsi" w:hAnsiTheme="minorHAnsi"/>
-                <w:b/>
-                <w:bCs/>
-                <w:color w:val="1A3A6B"/>
-                <w:sz w:val="17"/>
-                <w:szCs w:val="17"/>
-              </w:rPr>
-              <w:t>기능</w:t>
-            </w:r>
-          </w:p>
-        </w:tc>
-        <w:tc>
-          <w:tcPr>
-            <w:tcW w:w="2600" w:type="dxa"/>
-            <w:shd w:val="clear" w:color="auto" w:fill="EEF4FB"/>
-            <w:tcMar>
-              <w:top w:w="70" w:type="dxa"/>
-              <w:left w:w="110" w:type="dxa"/>
-              <w:bottom w:w="70" w:type="dxa"/>
-              <w:right w:w="110" w:type="dxa"/>
-            </w:tcMar>
-            <w:vAlign w:val="center"/>
-          </w:tcPr>
-          <w:p>
-            <w:pPr>
-              <w:spacing w:line="260" w:lineRule="auto"/>
-              <w:rPr>
-                <w:rFonts w:asciiTheme="minorHAnsi" w:eastAsiaTheme="minorHAnsi" w:hAnsiTheme="minorHAnsi"/>
-              </w:rPr>
-            </w:pPr>
-            <w:proofErr w:type="spellStart"/>
-            <w:r>
-              <w:rPr>
-                <w:rFonts w:asciiTheme="minorHAnsi" w:eastAsiaTheme="minorHAnsi" w:hAnsiTheme="minorHAnsi"/>
-                <w:b/>
-                <w:bCs/>
-                <w:color w:val="1A3A6B"/>
-                <w:sz w:val="17"/>
-                <w:szCs w:val="17"/>
-              </w:rPr>
-              <w:t>엔드포인트</w:t>
-            </w:r>
-            <w:proofErr w:type="spellEnd"/>
-          </w:p>
-        </w:tc>
-        <w:tc>
-          <w:tcPr>
-            <w:tcW w:w="4240" w:type="dxa"/>
-            <w:shd w:val="clear" w:color="auto" w:fill="EEF4FB"/>
-            <w:tcMar>
-              <w:top w:w="70" w:type="dxa"/>
-              <w:left w:w="110" w:type="dxa"/>
-              <w:bottom w:w="70" w:type="dxa"/>
-              <w:right w:w="110" w:type="dxa"/>
-            </w:tcMar>
-            <w:vAlign w:val="center"/>
-          </w:tcPr>
-          <w:p>
-            <w:pPr>
-              <w:spacing w:line="260" w:lineRule="auto"/>
-              <w:rPr>
-                <w:rFonts w:asciiTheme="minorHAnsi" w:eastAsiaTheme="minorHAnsi" w:hAnsiTheme="minorHAnsi"/>
-              </w:rPr>
-            </w:pPr>
-            <w:r>
-              <w:rPr>
-                <w:rFonts w:asciiTheme="minorHAnsi" w:eastAsiaTheme="minorHAnsi" w:hAnsiTheme="minorHAnsi"/>
-                <w:b/>
-                <w:bCs/>
-                <w:color w:val="1A3A6B"/>
-                <w:sz w:val="17"/>
-                <w:szCs w:val="17"/>
-              </w:rPr>
-              <w:t>구현 방식</w:t>
-            </w:r>
-          </w:p>
-        </w:tc>
-      </w:tr>
-      <w:tr>
-        <w:tblPrEx>
-          <w:tblCellMar>
-            <w:top w:w="0" w:type="dxa"/>
-            <w:bottom w:w="0" w:type="dxa"/>
-          </w:tblCellMar>
-        </w:tblPrEx>
-        <w:trPr>
-          <w:cantSplit/>
-        </w:trPr>
-        <w:tc>
-          <w:tcPr>
-            <w:tcW w:w="2900" w:type="dxa"/>
-            <w:shd w:val="clear" w:color="auto" w:fill="FFFFFF"/>
-            <w:tcMar>
-              <w:top w:w="70" w:type="dxa"/>
-              <w:left w:w="110" w:type="dxa"/>
-              <w:bottom w:w="70" w:type="dxa"/>
-              <w:right w:w="110" w:type="dxa"/>
-            </w:tcMar>
-            <w:vAlign w:val="center"/>
-          </w:tcPr>
-          <w:p>
-            <w:pPr>
-              <w:spacing w:line="260" w:lineRule="auto"/>
-              <w:rPr>
-                <w:rFonts w:asciiTheme="minorHAnsi" w:eastAsiaTheme="minorHAnsi" w:hAnsiTheme="minorHAnsi"/>
-              </w:rPr>
-            </w:pPr>
-            <w:r>
-              <w:rPr>
-                <w:rFonts w:asciiTheme="minorHAnsi" w:eastAsiaTheme="minorHAnsi" w:hAnsiTheme="minorHAnsi"/>
-                <w:color w:val="1F2733"/>
-                <w:sz w:val="17"/>
-                <w:szCs w:val="17"/>
-              </w:rPr>
-              <w:t>시험문제 생성</w:t>
-            </w:r>
-          </w:p>
-        </w:tc>
-        <w:tc>
-          <w:tcPr>
-            <w:tcW w:w="2600" w:type="dxa"/>
-            <w:shd w:val="clear" w:color="auto" w:fill="FFFFFF"/>
-            <w:tcMar>
-              <w:top w:w="70" w:type="dxa"/>
-              <w:left w:w="110" w:type="dxa"/>
-              <w:bottom w:w="70" w:type="dxa"/>
-              <w:right w:w="110" w:type="dxa"/>
-            </w:tcMar>
-            <w:vAlign w:val="center"/>
-          </w:tcPr>
-          <w:p>
-            <w:pPr>
-              <w:spacing w:line="260" w:lineRule="auto"/>
-              <w:rPr>
-                <w:rFonts w:asciiTheme="minorHAnsi" w:eastAsiaTheme="minorHAnsi" w:hAnsiTheme="minorHAnsi"/>
-              </w:rPr>
-            </w:pPr>
-            <w:r>
-              <w:rPr>
-                <w:rFonts w:asciiTheme="minorHAnsi" w:eastAsiaTheme="minorHAnsi" w:hAnsiTheme="minorHAnsi" w:cs="Consolas"/>
-                <w:color w:val="2563A8"/>
-                <w:sz w:val="16"/>
-                <w:szCs w:val="16"/>
-              </w:rPr>
-              <w:t>POST /exam-questions</w:t>
-            </w:r>
-          </w:p>
-        </w:tc>
-        <w:tc>
-          <w:tcPr>
-            <w:tcW w:w="4240" w:type="dxa"/>
-            <w:shd w:val="clear" w:color="auto" w:fill="FFFFFF"/>
-            <w:tcMar>
-              <w:top w:w="70" w:type="dxa"/>
-              <w:left w:w="110" w:type="dxa"/>
-              <w:bottom w:w="70" w:type="dxa"/>
-              <w:right w:w="110" w:type="dxa"/>
-            </w:tcMar>
-            <w:vAlign w:val="center"/>
-          </w:tcPr>
-          <w:p>
-            <w:pPr>
-              <w:spacing w:line="260" w:lineRule="auto"/>
-              <w:rPr>
-                <w:rFonts w:asciiTheme="minorHAnsi" w:eastAsiaTheme="minorHAnsi" w:hAnsiTheme="minorHAnsi"/>
-              </w:rPr>
-            </w:pPr>
-            <w:proofErr w:type="spellStart"/>
-            <w:r>
-              <w:rPr>
-                <w:rFonts w:asciiTheme="minorHAnsi" w:eastAsiaTheme="minorHAnsi" w:hAnsiTheme="minorHAnsi"/>
-                <w:color w:val="1F2733"/>
-                <w:sz w:val="17"/>
-                <w:szCs w:val="17"/>
-              </w:rPr>
-              <w:t>LangChain</w:t>
-            </w:r>
-            <w:proofErr w:type="spellEnd"/>
-            <w:r>
-              <w:rPr>
-                <w:rFonts w:asciiTheme="minorHAnsi" w:eastAsiaTheme="minorHAnsi" w:hAnsiTheme="minorHAnsi"/>
-                <w:color w:val="1F2733"/>
-                <w:sz w:val="17"/>
-                <w:szCs w:val="17"/>
-              </w:rPr>
-              <w:t xml:space="preserve"> 구조화 출력 1회</w:t>
-            </w:r>
-          </w:p>
-        </w:tc>
-      </w:tr>
-      <w:tr>
-        <w:tblPrEx>
-          <w:tblCellMar>
-            <w:top w:w="0" w:type="dxa"/>
-            <w:bottom w:w="0" w:type="dxa"/>
-          </w:tblCellMar>
-        </w:tblPrEx>
-        <w:trPr>
-          <w:cantSplit/>
-        </w:trPr>
-        <w:tc>
-          <w:tcPr>
-            <w:tcW w:w="2900" w:type="dxa"/>
-            <w:shd w:val="clear" w:color="auto" w:fill="FFFFFF"/>
-            <w:tcMar>
-              <w:top w:w="70" w:type="dxa"/>
-              <w:left w:w="110" w:type="dxa"/>
-              <w:bottom w:w="70" w:type="dxa"/>
-              <w:right w:w="110" w:type="dxa"/>
-            </w:tcMar>
-            <w:vAlign w:val="center"/>
-          </w:tcPr>
-          <w:p>
-            <w:pPr>
-              <w:spacing w:line="260" w:lineRule="auto"/>
-              <w:rPr>
-                <w:rFonts w:asciiTheme="minorHAnsi" w:eastAsiaTheme="minorHAnsi" w:hAnsiTheme="minorHAnsi"/>
-              </w:rPr>
-            </w:pPr>
-            <w:r>
-              <w:rPr>
-                <w:rFonts w:asciiTheme="minorHAnsi" w:eastAsiaTheme="minorHAnsi" w:hAnsiTheme="minorHAnsi"/>
-                <w:color w:val="1F2733"/>
-                <w:sz w:val="17"/>
-                <w:szCs w:val="17"/>
-              </w:rPr>
-              <w:t>실시간 설문 의견형 요약</w:t>
-            </w:r>
-          </w:p>
-        </w:tc>
-        <w:tc>
-          <w:tcPr>
-            <w:tcW w:w="2600" w:type="dxa"/>
-            <w:shd w:val="clear" w:color="auto" w:fill="FFFFFF"/>
-            <w:tcMar>
-              <w:top w:w="70" w:type="dxa"/>
-              <w:left w:w="110" w:type="dxa"/>
-              <w:bottom w:w="70" w:type="dxa"/>
-              <w:right w:w="110" w:type="dxa"/>
-            </w:tcMar>
-            <w:vAlign w:val="center"/>
-          </w:tcPr>
-          <w:p>
-            <w:pPr>
-              <w:spacing w:line="260" w:lineRule="auto"/>
-              <w:rPr>
-                <w:rFonts w:asciiTheme="minorHAnsi" w:eastAsiaTheme="minorHAnsi" w:hAnsiTheme="minorHAnsi"/>
-              </w:rPr>
-            </w:pPr>
-            <w:r>
-              <w:rPr>
-                <w:rFonts w:asciiTheme="minorHAnsi" w:eastAsiaTheme="minorHAnsi" w:hAnsiTheme="minorHAnsi" w:cs="Consolas"/>
-                <w:color w:val="2563A8"/>
-                <w:sz w:val="16"/>
-                <w:szCs w:val="16"/>
-              </w:rPr>
-              <w:t>POST /opinion-summary</w:t>
-            </w:r>
-          </w:p>
-        </w:tc>
-        <w:tc>
-          <w:tcPr>
-            <w:tcW w:w="4240" w:type="dxa"/>
-            <w:shd w:val="clear" w:color="auto" w:fill="FFFFFF"/>
-            <w:tcMar>
-              <w:top w:w="70" w:type="dxa"/>
-              <w:left w:w="110" w:type="dxa"/>
-              <w:bottom w:w="70" w:type="dxa"/>
-              <w:right w:w="110" w:type="dxa"/>
-            </w:tcMar>
-            <w:vAlign w:val="center"/>
-          </w:tcPr>
-          <w:p>
-            <w:pPr>
-              <w:spacing w:line="260" w:lineRule="auto"/>
-              <w:rPr>
-                <w:rFonts w:asciiTheme="minorHAnsi" w:eastAsiaTheme="minorHAnsi" w:hAnsiTheme="minorHAnsi"/>
-              </w:rPr>
-            </w:pPr>
-            <w:proofErr w:type="spellStart"/>
-            <w:r>
-              <w:rPr>
-                <w:rFonts w:asciiTheme="minorHAnsi" w:eastAsiaTheme="minorHAnsi" w:hAnsiTheme="minorHAnsi"/>
-                <w:color w:val="1F2733"/>
-                <w:sz w:val="17"/>
-                <w:szCs w:val="17"/>
-              </w:rPr>
-              <w:t>LangChain</w:t>
-            </w:r>
-            <w:proofErr w:type="spellEnd"/>
-            <w:r>
-              <w:rPr>
-                <w:rFonts w:asciiTheme="minorHAnsi" w:eastAsiaTheme="minorHAnsi" w:hAnsiTheme="minorHAnsi"/>
-                <w:color w:val="1F2733"/>
-                <w:sz w:val="17"/>
-                <w:szCs w:val="17"/>
-              </w:rPr>
-              <w:t xml:space="preserve"> 단발 호출</w:t>
-            </w:r>
-          </w:p>
-        </w:tc>
-      </w:tr>
-      <w:tr>
-        <w:tblPrEx>
-          <w:tblCellMar>
-            <w:top w:w="0" w:type="dxa"/>
-            <w:bottom w:w="0" w:type="dxa"/>
-          </w:tblCellMar>
-        </w:tblPrEx>
-        <w:trPr>
-          <w:cantSplit/>
-        </w:trPr>
-        <w:tc>
-          <w:tcPr>
-            <w:tcW w:w="2900" w:type="dxa"/>
-            <w:shd w:val="clear" w:color="auto" w:fill="FFFFFF"/>
-            <w:tcMar>
-              <w:top w:w="70" w:type="dxa"/>
-              <w:left w:w="110" w:type="dxa"/>
-              <w:bottom w:w="70" w:type="dxa"/>
-              <w:right w:w="110" w:type="dxa"/>
-            </w:tcMar>
-            <w:vAlign w:val="center"/>
-          </w:tcPr>
-          <w:p>
-            <w:pPr>
-              <w:spacing w:line="260" w:lineRule="auto"/>
-              <w:rPr>
-                <w:rFonts w:asciiTheme="minorHAnsi" w:eastAsiaTheme="minorHAnsi" w:hAnsiTheme="minorHAnsi"/>
-              </w:rPr>
-            </w:pPr>
-            <w:r>
-              <w:rPr>
-                <w:rFonts w:asciiTheme="minorHAnsi" w:eastAsiaTheme="minorHAnsi" w:hAnsiTheme="minorHAnsi"/>
-                <w:color w:val="1F2733"/>
-                <w:sz w:val="17"/>
-                <w:szCs w:val="17"/>
-              </w:rPr>
-              <w:t>가상질문 생성</w:t>
-            </w:r>
-          </w:p>
-        </w:tc>
-        <w:tc>
-          <w:tcPr>
-            <w:tcW w:w="2600" w:type="dxa"/>
-            <w:shd w:val="clear" w:color="auto" w:fill="FFFFFF"/>
-            <w:tcMar>
-              <w:top w:w="70" w:type="dxa"/>
-              <w:left w:w="110" w:type="dxa"/>
-              <w:bottom w:w="70" w:type="dxa"/>
-              <w:right w:w="110" w:type="dxa"/>
-            </w:tcMar>
-            <w:vAlign w:val="center"/>
-          </w:tcPr>
-          <w:p>
-            <w:pPr>
-              <w:spacing w:line="260" w:lineRule="auto"/>
-              <w:rPr>
-                <w:rFonts w:asciiTheme="minorHAnsi" w:eastAsiaTheme="minorHAnsi" w:hAnsiTheme="minorHAnsi"/>
-              </w:rPr>
-            </w:pPr>
-            <w:r>
-              <w:rPr>
-                <w:rFonts w:asciiTheme="minorHAnsi" w:eastAsiaTheme="minorHAnsi" w:hAnsiTheme="minorHAnsi" w:cs="Consolas"/>
-                <w:color w:val="2563A8"/>
-                <w:sz w:val="16"/>
-                <w:szCs w:val="16"/>
-              </w:rPr>
-              <w:t>POST /</w:t>
-            </w:r>
-            <w:proofErr w:type="gramStart"/>
-            <w:r>
-              <w:rPr>
-                <w:rFonts w:asciiTheme="minorHAnsi" w:eastAsiaTheme="minorHAnsi" w:hAnsiTheme="minorHAnsi" w:cs="Consolas"/>
-                <w:color w:val="2563A8"/>
-                <w:sz w:val="16"/>
-                <w:szCs w:val="16"/>
-              </w:rPr>
-              <w:t>virtual-questions</w:t>
-            </w:r>
-            <w:proofErr w:type="gramEnd"/>
-          </w:p>
-        </w:tc>
-        <w:tc>
-          <w:tcPr>
-            <w:tcW w:w="4240" w:type="dxa"/>
-            <w:shd w:val="clear" w:color="auto" w:fill="FFFFFF"/>
-            <w:tcMar>
-              <w:top w:w="70" w:type="dxa"/>
-              <w:left w:w="110" w:type="dxa"/>
-              <w:bottom w:w="70" w:type="dxa"/>
-              <w:right w:w="110" w:type="dxa"/>
-            </w:tcMar>
-            <w:vAlign w:val="center"/>
-          </w:tcPr>
-          <w:p>
-            <w:pPr>
-              <w:spacing w:line="260" w:lineRule="auto"/>
-              <w:rPr>
-                <w:rFonts w:asciiTheme="minorHAnsi" w:eastAsiaTheme="minorHAnsi" w:hAnsiTheme="minorHAnsi"/>
-              </w:rPr>
-            </w:pPr>
-            <w:proofErr w:type="spellStart"/>
-            <w:r>
-              <w:rPr>
-                <w:rFonts w:asciiTheme="minorHAnsi" w:eastAsiaTheme="minorHAnsi" w:hAnsiTheme="minorHAnsi"/>
-                <w:color w:val="1F2733"/>
-                <w:sz w:val="17"/>
-                <w:szCs w:val="17"/>
-              </w:rPr>
-              <w:t>LangGraph</w:t>
-            </w:r>
-            <w:proofErr w:type="spellEnd"/>
-            <w:r>
-              <w:rPr>
-                <w:rFonts w:asciiTheme="minorHAnsi" w:eastAsiaTheme="minorHAnsi" w:hAnsiTheme="minorHAnsi"/>
-                <w:color w:val="1F2733"/>
-                <w:sz w:val="17"/>
-                <w:szCs w:val="17"/>
-              </w:rPr>
-              <w:t xml:space="preserve"> 상태 유지형 순차 루프</w:t>
-            </w:r>
-          </w:p>
-        </w:tc>
-      </w:tr>
-      <w:tr>
-        <w:tblPrEx>
-          <w:tblCellMar>
-            <w:top w:w="0" w:type="dxa"/>
-            <w:bottom w:w="0" w:type="dxa"/>
-          </w:tblCellMar>
-        </w:tblPrEx>
-        <w:trPr>
-          <w:cantSplit/>
-        </w:trPr>
-        <w:tc>
-          <w:tcPr>
-            <w:tcW w:w="2900" w:type="dxa"/>
-            <w:shd w:val="clear" w:color="auto" w:fill="FFFFFF"/>
-            <w:tcMar>
-              <w:top w:w="70" w:type="dxa"/>
-              <w:left w:w="110" w:type="dxa"/>
-              <w:bottom w:w="70" w:type="dxa"/>
-              <w:right w:w="110" w:type="dxa"/>
-            </w:tcMar>
-            <w:vAlign w:val="center"/>
-          </w:tcPr>
-          <w:p>
-            <w:pPr>
-              <w:spacing w:line="260" w:lineRule="auto"/>
-              <w:rPr>
-                <w:rFonts w:asciiTheme="minorHAnsi" w:eastAsiaTheme="minorHAnsi" w:hAnsiTheme="minorHAnsi"/>
-              </w:rPr>
-            </w:pPr>
-            <w:r>
-              <w:rPr>
-                <w:rFonts w:asciiTheme="minorHAnsi" w:eastAsiaTheme="minorHAnsi" w:hAnsiTheme="minorHAnsi"/>
-                <w:color w:val="1F2733"/>
-                <w:sz w:val="17"/>
-                <w:szCs w:val="17"/>
-              </w:rPr>
-              <w:t>강의자료 평가</w:t>
-            </w:r>
-          </w:p>
-        </w:tc>
-        <w:tc>
-          <w:tcPr>
-            <w:tcW w:w="2600" w:type="dxa"/>
-            <w:shd w:val="clear" w:color="auto" w:fill="FFFFFF"/>
-            <w:tcMar>
-              <w:top w:w="70" w:type="dxa"/>
-              <w:left w:w="110" w:type="dxa"/>
-              <w:bottom w:w="70" w:type="dxa"/>
-              <w:right w:w="110" w:type="dxa"/>
-            </w:tcMar>
-            <w:vAlign w:val="center"/>
-          </w:tcPr>
-          <w:p>
-            <w:pPr>
-              <w:spacing w:line="260" w:lineRule="auto"/>
-              <w:rPr>
-                <w:rFonts w:asciiTheme="minorHAnsi" w:eastAsiaTheme="minorHAnsi" w:hAnsiTheme="minorHAnsi"/>
-              </w:rPr>
-            </w:pPr>
-            <w:r>
-              <w:rPr>
-                <w:rFonts w:asciiTheme="minorHAnsi" w:eastAsiaTheme="minorHAnsi" w:hAnsiTheme="minorHAnsi" w:cs="Consolas"/>
-                <w:color w:val="2563A8"/>
-                <w:sz w:val="16"/>
-                <w:szCs w:val="16"/>
-              </w:rPr>
-              <w:t>POST /lecture-evaluation</w:t>
-            </w:r>
-          </w:p>
-        </w:tc>
-        <w:tc>
-          <w:tcPr>
-            <w:tcW w:w="4240" w:type="dxa"/>
-            <w:shd w:val="clear" w:color="auto" w:fill="FFFFFF"/>
-            <w:tcMar>
-              <w:top w:w="70" w:type="dxa"/>
-              <w:left w:w="110" w:type="dxa"/>
-              <w:bottom w:w="70" w:type="dxa"/>
-              <w:right w:w="110" w:type="dxa"/>
-            </w:tcMar>
-            <w:vAlign w:val="center"/>
-          </w:tcPr>
-          <w:p>
-            <w:pPr>
-              <w:spacing w:line="260" w:lineRule="auto"/>
-              <w:rPr>
-                <w:rFonts w:asciiTheme="minorHAnsi" w:eastAsiaTheme="minorHAnsi" w:hAnsiTheme="minorHAnsi"/>
-              </w:rPr>
-            </w:pPr>
-            <w:r>
-              <w:rPr>
-                <w:rFonts w:asciiTheme="minorHAnsi" w:eastAsiaTheme="minorHAnsi" w:hAnsiTheme="minorHAnsi"/>
-                <w:color w:val="1F2733"/>
-                <w:sz w:val="17"/>
-                <w:szCs w:val="17"/>
-              </w:rPr>
-              <w:t xml:space="preserve">구조화 출력 1회 + </w:t>
-            </w:r>
-            <w:proofErr w:type="spellStart"/>
-            <w:r>
-              <w:rPr>
-                <w:rFonts w:asciiTheme="minorHAnsi" w:eastAsiaTheme="minorHAnsi" w:hAnsiTheme="minorHAnsi"/>
-                <w:color w:val="1F2733"/>
-                <w:sz w:val="17"/>
-                <w:szCs w:val="17"/>
-              </w:rPr>
-              <w:t>웹검색</w:t>
-            </w:r>
-            <w:proofErr w:type="spellEnd"/>
-            <w:r>
-              <w:rPr>
-                <w:rFonts w:asciiTheme="minorHAnsi" w:eastAsiaTheme="minorHAnsi" w:hAnsiTheme="minorHAnsi"/>
-                <w:color w:val="1F2733"/>
-                <w:sz w:val="17"/>
-                <w:szCs w:val="17"/>
-              </w:rPr>
-              <w:t xml:space="preserve"> 2단계(부가)</w:t>
-            </w:r>
-          </w:p>
-        </w:tc>
-      </w:tr>
     </w:tbl>
     <w:p>
       <w:pPr>
         <w:spacing w:before="300"/>
         <w:ind w:right="380"/>
         <w:rPr>
-          <w:rFonts w:asciiTheme="minorHAnsi" w:eastAsiaTheme="minorHAnsi" w:hAnsiTheme="minorHAnsi"/>
+          <w:rFonts w:asciiTheme="minorHAnsi" w:eastAsiaTheme="minorHAnsi" w:hAnsiTheme="minorHAnsi" w:hint="eastAsia"/>
         </w:rPr>
       </w:pPr>
     </w:p>
